--- a/tools/candidates/portfolio-owner-pdf-20261013/13-raschet-metrami/55-pamyatka-punkt-ustupki-escrow.docx
+++ b/tools/candidates/portfolio-owner-pdf-20261013/13-raschet-metrami/55-pamyatka-punkt-ustupki-escrow.docx
@@ -51,7 +51,7 @@
         <w:keepLines/>
       </w:pPr>
       <w:r>
-        <w:t>При эскроу-модели обязанность участника по уплате цены ДДУ считается исполненной с момента поступления денег на счёт эскроу — так устроен 214-ФЗ в действующей редакции. Уступить можно и оплаченное право, и неоплаченное — но неоплаченное передаётся только вместе с долгом по оплате. Подпись под уступкой с переходом обязательств означает: работы вы уже отдали, а заплатить за квартиру ещё должны.</w:t>
+        <w:t>По ч. 3 ст. 15.4 Закона № 214-ФЗ обязанность участника по оплате цены ДДУ считается исполненной с момента поступления денег на счёт эскроу. По ч. 1 ст. 11 Закона № 214-ФЗ уступка допускается после уплаты цены ДДУ либо одновременно с переводом долга на нового участника в порядке, установленном ГК РФ. При переводе долга учитывайте необходимость согласия кредитора (п. 2 ст. 391 ГК РФ). Проверьте, какое право и какие обязанности действительно переходят.</w:t>
       </w:r>
     </w:p>
     <w:p>
@@ -100,7 +100,7 @@
         <w:keepLines/>
       </w:pPr>
       <w:r>
-        <w:t>Любая из них при пустом или частично пополненном эскроу означает перевод долга на вас. Обещание — устное или письмом — «после ввода объекта будет выдан акт о произведённом расчёте» этот долг не гасит: для банка и реестра существует счёт эскроу, а не акт.</w:t>
+        <w:t>При неполной оплате цены ДДУ такие условия могут означать переход обязанности доплатить. Обещание выдать акт о расчёте после ввода не подтверждает поступление денег на эскроу и само по себе не прекращает обязанность по оплате цены ДДУ. Запросите банковское подтверждение и документы об исполнении обязательств.</w:t>
       </w:r>
     </w:p>
     <w:p>
@@ -125,7 +125,7 @@
         <w:keepLines/>
       </w:pPr>
       <w:r>
-        <w:t>Три признака настоящей «Б»: утверждение об оплате привязано к документу банка, документ приложен к уступке, переход обязанностей по оплате прямо исключён. Нет любого из трёх — читайте как «А» и возвращайтесь к «Запросу о состоянии счёта эскроу по передаваемому ДДУ».</w:t>
+        <w:t>Проверочные признаки варианта «Б»: факт поступления средств подтверждён банком, подтверждение приложено к документам сделки, в уступке определено отсутствие перехода долга по оплате цены ДДУ. Это ориентиры для сверки, а не гарантия достаточности формулировки: сопоставьте ДДУ, уступку, банковские документы и применимые требования закона.</w:t>
       </w:r>
     </w:p>
     <w:p>
@@ -143,7 +143,7 @@
         <w:ind w:left="283" w:hanging="142"/>
       </w:pPr>
       <w:r>
-        <w:t>— В самом ДДУ: раздел о цене и порядке оплаты — какая сумма, на какой счёт, в какой срок. Уступка наследует этому разделу.</w:t>
+        <w:t>— В самом ДДУ: раздел о цене и порядке оплаты — сумма, счёт и срок. Условия оплаты по ДДУ сопоставьте с условиями уступки.</w:t>
       </w:r>
     </w:p>
     <w:p>
@@ -161,7 +161,7 @@
         <w:ind w:left="283" w:hanging="142"/>
       </w:pPr>
       <w:r>
-        <w:t>— В цене самой уступки: чем и когда расплачивается новый участник с цедентом. «Оплата произведена зачётом стоимости работ» требует письменного зачёта с названными встречными требованиями — и это место, где практика спорная: банк и Росреестр могут не признать зачёт надлежащей оплатой цены ДДУ. Конструкцию с зачётом подписывать только после юриста.</w:t>
+        <w:t>— В цене самой уступки: чем и когда новый участник рассчитывается с цедентом. Если заявлен зачёт стоимости работ, проверьте письменное оформление и встречные требования. Такой зачёт сам по себе не подтверждает поступление денег на эскроу по ч. 3 ст. 15.4 Закона № 214-ФЗ; отдельно установите исполнение цены ДДУ и условия допустимой уступки.</w:t>
       </w:r>
     </w:p>
     <w:p>
@@ -170,7 +170,7 @@
         <w:ind w:left="283" w:hanging="142"/>
       </w:pPr>
       <w:r>
-        <w:t>— В акте сверки или справке цедента «расчёт произведён»: документ стороны сделки — не документ банка. Против пустого эскроу он не работает.</w:t>
+        <w:t>— В акте сверки или справке цедента «расчёт произведён»: документ стороны сделки может подтверждать расчёты между сторонами, но не заменяет банковское подтверждение поступления средств на счёт эскроу.</w:t>
       </w:r>
     </w:p>
     <w:p>
@@ -293,7 +293,7 @@
         <w:keepLines/>
       </w:pPr>
       <w:r>
-        <w:t>Нормативные ссылки сверяйте с действующими редакциями на дату сделки. Условия договора и документы проверяйте применительно к конкретной ситуации.</w:t>
+        <w:t>На дату сделки сопоставьте действующую редакцию Закона № 214-ФЗ, положения ГК РФ, ДДУ, уступку и подтверждения банка.</w:t>
       </w:r>
     </w:p>
     <w:p>
@@ -302,14 +302,6 @@
       </w:pPr>
       <w:r>
         <w:t>Граница проходит по стадии. Пока сделка обсуждается и бумаги не подписаны — комплект работает. Уступка уже подписана и идёт спор — дальше работа юриста по конкретным документам. Застройщик в процедуре банкротства — это комплект «Реестр требований кредиторов» и юрист, а не эти файлы.</w:t>
-      </w:r>
-    </w:p>
-    <w:p>
-      <w:pPr>
-        <w:keepLines/>
-      </w:pPr>
-      <w:r>
-        <w:t>Значения нормативных требований сверяйте с действующей редакцией на дату сделки. Сделку с уступкой при пустом или не пополненном счёте эскроу без юриста не подписывать.</w:t>
       </w:r>
     </w:p>
     <w:sectPr>

--- a/tools/candidates/portfolio-owner-pdf-20261013/13-raschet-metrami/55-pamyatka-punkt-ustupki-escrow.docx
+++ b/tools/candidates/portfolio-owner-pdf-20261013/13-raschet-metrami/55-pamyatka-punkt-ustupki-escrow.docx
@@ -161,7 +161,7 @@
         <w:ind w:left="283" w:hanging="142"/>
       </w:pPr>
       <w:r>
-        <w:t>— В цене самой уступки: чем и когда новый участник рассчитывается с цедентом. Если заявлен зачёт стоимости работ, проверьте письменное оформление и встречные требования. Такой зачёт сам по себе не подтверждает поступление денег на эскроу по ч. 3 ст. 15.4 Закона № 214-ФЗ; отдельно установите исполнение цены ДДУ и условия допустимой уступки.</w:t>
+        <w:t>— В цене уступки: отдельно определите, чем и когда новый участник рассчитывается с цедентом. При цеденте — юридическом лице уплата цены уступки производится после государственной регистрации соглашения (ч. 3 ст. 11 Закона № 214-ФЗ). Если предлагают зачёт стоимости работ, проверьте его основание, встречные требования и момент зачёта с учётом этого правила. Зачёт между сторонами сам по себе не подтверждает оплату цены ДДУ на эскроу (ч. 3 ст. 15.4 Закона № 214-ФЗ).</w:t>
       </w:r>
     </w:p>
     <w:p>
@@ -232,7 +232,7 @@
         <w:ind w:left="283" w:hanging="142"/>
       </w:pPr>
       <w:r>
-        <w:t>— Проект документа об оплате уступки — зачёт, график, иное. Вопрос юристу формулируется одной строкой: «что из этого пакета подтверждает, что цена ДДУ уплачена, и какие обязанности переходят на нас». Ответ «подтверждает справка банка, обязанности не переходят» — можно обсуждать сделку дальше. Любой другой ответ — вы обсуждаете не покупку квартиры, а принятие долга.</w:t>
+        <w:t>— Проект условий оплаты цены уступки: сумма, срок, платёж или зачёт, основания встречных требований. При цеденте — юридическом лице отдельно проверьте, что момент исполнения не противоречит ч. 3 ст. 11 Закона № 214-ФЗ. Сверьте подтверждение оплаты цены ДДУ банком, условия перевода долга и согласие кредитора. Если любой элемент не подтверждён, решение о подписании отложите.</w:t>
       </w:r>
     </w:p>
     <w:p>

--- a/tools/candidates/portfolio-owner-pdf-20261013/13-raschet-metrami/55-pamyatka-punkt-ustupki-escrow.docx
+++ b/tools/candidates/portfolio-owner-pdf-20261013/13-raschet-metrami/55-pamyatka-punkt-ustupki-escrow.docx
@@ -250,7 +250,7 @@
         <w:ind w:left="283" w:hanging="142"/>
       </w:pPr>
       <w:r>
-        <w:t>— Конкретный проект договора проверьте с юристом.</w:t>
+        <w:t>— До подписания проверьте стадию передачи. Уступка права на получение объекта допускается с момента государственной регистрации ДДУ до подписания сторонами передаточного акта или иного документа о передаче объекта (ч. 2 ст. 11 Закона № 214-ФЗ). Передача уже оформлена либо стадия не подтверждена — СТОП до определения применимой формы сделки. Ввод дома сам по себе не означает передачу объекта.</w:t>
       </w:r>
     </w:p>
     <w:p>
@@ -301,7 +301,7 @@
         <w:keepLines/>
       </w:pPr>
       <w:r>
-        <w:t>Граница проходит по стадии. Пока сделка обсуждается и бумаги не подписаны — комплект работает. Уступка уже подписана и идёт спор — дальше работа юриста по конкретным документам. Застройщик в процедуре банкротства — это комплект «Реестр требований кредиторов» и юрист, а не эти файлы.</w:t>
+        <w:t>Порядок применяется до подписания документов. По уже заключённой сделке и при банкротстве правовую позицию определяют отдельно по её документам и фактической стадии передачи объекта.</w:t>
       </w:r>
     </w:p>
     <w:sectPr>

--- a/tools/candidates/portfolio-owner-pdf-20261013/13-raschet-metrami/55-pamyatka-punkt-ustupki-escrow.docx
+++ b/tools/candidates/portfolio-owner-pdf-20261013/13-raschet-metrami/55-pamyatka-punkt-ustupki-escrow.docx
@@ -117,7 +117,7 @@
         <w:keepLines/>
       </w:pPr>
       <w:r>
-        <w:t>«Цена Договора уплачена Участником полностью, что подтверждается справкой {{НАИМЕНОВАНИЕ_БАНКА}} от {{ДАТА_СПРАВКИ}} (Приложение №...). Обязательства по внесению денежных средств на счёт эскроу Участником исполнены; к Новому участнику обязанности по оплате цены Договора не переходят»</w:t>
+        <w:t>Пример формулировки (условные реквизиты, не для подписания): «Цена Договора уплачена Участником полностью, что подтверждается справкой Банка А от 01.10.2026 (Приложение № 1). Обязательства по внесению денежных средств на счёт эскроу Участником исполнены; к Новому участнику обязанности по оплате цены Договора не переходят». В договоре используйте только проверенные фактические реквизиты и банковское подтверждение.</w:t>
       </w:r>
     </w:p>
     <w:p>
@@ -749,7 +749,8 @@
       <w:rFonts w:asciiTheme="majorHAnsi" w:eastAsiaTheme="majorEastAsia" w:hAnsiTheme="majorHAnsi" w:cstheme="majorBidi"/>
       <w:b/>
       <w:bCs/>
-      <w:color w:val="365F91" w:themeColor="accent1" w:themeShade="BF"/>
+      <w:i w:val="0"/>
+      <w:color w:val="303438"/>
       <w:sz w:val="28"/>
       <w:szCs w:val="28"/>
     </w:rPr>
@@ -774,7 +775,7 @@
       <w:b/>
       <w:bCs/>
       <w:i w:val="0"/>
-      <w:color w:val="7D6844"/>
+      <w:color w:val="303438"/>
       <w:sz w:val="24"/>
       <w:szCs w:val="26"/>
     </w:rPr>
@@ -1030,7 +1031,7 @@
     <w:rsid w:val="00FC693F"/>
     <w:pPr>
       <w:pBdr>
-        <w:bottom w:val="single" w:sz="8" w:space="4" w:color="4F81BD" w:themeColor="accent1"/>
+        <w:bottom w:val="single" w:sz="8" w:space="4" w:color="977A48"/>
       </w:pBdr>
       <w:spacing w:after="300" w:line="240" w:lineRule="auto"/>
       <w:contextualSpacing/>
@@ -1039,7 +1040,7 @@
       <w:rFonts w:asciiTheme="majorHAnsi" w:eastAsiaTheme="majorEastAsia" w:hAnsiTheme="majorHAnsi" w:cstheme="majorBidi" w:ascii="DejaVu Sans" w:hAnsi="DejaVu Sans"/>
       <w:b/>
       <w:i w:val="0"/>
-      <w:color w:val="282F37"/>
+      <w:color w:val="303438"/>
       <w:spacing w:val="5"/>
       <w:kern w:val="28"/>
       <w:sz w:val="34"/>
@@ -1078,7 +1079,7 @@
       <w:rFonts w:asciiTheme="majorHAnsi" w:eastAsiaTheme="majorEastAsia" w:hAnsiTheme="majorHAnsi" w:cstheme="majorBidi" w:ascii="DejaVu Sans" w:hAnsi="DejaVu Sans"/>
       <w:i w:val="0"/>
       <w:iCs/>
-      <w:color w:val="615B52"/>
+      <w:color w:val="303438"/>
       <w:spacing w:val="15"/>
       <w:sz w:val="20"/>
       <w:szCs w:val="24"/>
